--- a/artifacts/fyp_acceptance_package.docx
+++ b/artifacts/fyp_acceptance_package.docx
@@ -23,7 +23,7 @@
         <w:pStyle w:val="Normal"/>
       </w:pPr>
       <w:r>
-        <w:t xml:space="preserve">Generated 2026-09-13T11:23:50.239536+00:00</w:t>
+        <w:t xml:space="preserve">Generated 2026-09-13T12:04:20.989873+00:00</w:t>
       </w:r>
     </w:p>
     <w:p>
@@ -47,7 +47,7 @@
         <w:pStyle w:val="Normal"/>
       </w:pPr>
       <w:r>
-        <w:t xml:space="preserve">Unresolved external gates: target-site validation, human image-level error review, S2DS six-class class identity, full Florence fine-tuning, and a valid trained SAM decoder checkpoint.</w:t>
+        <w:t xml:space="preserve">Human image-level error review is complete by project-owner confirmation and documented with its evidence boundary. Unresolved deployment or extended-model gates are target-site validation, S2DS six-class class identity, full Florence fine-tuning, and a fully trained SAM decoder checkpoint.</w:t>
       </w:r>
     </w:p>
     <w:p>
@@ -111,6 +111,14 @@
         <w:pStyle w:val="Normal"/>
       </w:pPr>
       <w:r>
+        <w:t xml:space="preserve">docs\HUMAN_ERROR_REVIEW.md</w:t>
+      </w:r>
+    </w:p>
+    <w:p>
+      <w:pPr>
+        <w:pStyle w:val="Normal"/>
+      </w:pPr>
+      <w:r>
         <w:t xml:space="preserve">runs\evaluation\cubit_locked_detect.json</w:t>
       </w:r>
     </w:p>
@@ -215,7 +223,7 @@
         <w:pStyle w:val="Normal"/>
       </w:pPr>
       <w:r>
-        <w:t xml:space="preserve">Generated from the completed v1 queue artifacts. This report uses train/validation outputs only; no locked test result is included here.</w:t>
+        <w:t xml:space="preserve">Generated from the completed v1 queue, locked-test, source-evaluation, and review artifacts. Training and validation data were used for model and threshold selection; locked tests were evaluated separately.</w:t>
       </w:r>
     </w:p>
     <w:p>
@@ -925,7 +933,8 @@
         <w:t xml:space="preserve">{
   "yolo_detection": "916beaebf3b1e1a101ebf4eee054abc391ffc64612125697f05dc2d5ef68211f",
   "yolo_segmentation": "e160b40f3071bc53ebed59507311656377859cb493aa9925b5400841995bd507",
-  "resnet": "92b34d3b45ecc646904bb73f9992f656e554f5f834c625be30e062bfa7a900b8"
+  "resnet": "92b34d3b45ecc646904bb73f9992f656e554f5f834c625be30e062bfa7a900b8",
+  "sam_decoder_fp32_smoke": "3c19ae831a29808ad2c03c1aad202cf5a8aef5e21dc18bbf0c6632afad351f8f"
 }</w:t>
       </w:r>
     </w:p>
@@ -1146,7 +1155,7 @@
         <w:pStyle w:val="Heading2"/>
       </w:pPr>
       <w:r>
-        <w:t xml:space="preserve">Remaining review gates</w:t>
+        <w:t xml:space="preserve">Review and deployment gates</w:t>
       </w:r>
     </w:p>
     <w:p>
@@ -1170,7 +1179,7 @@
         <w:pStyle w:val="Normal"/>
       </w:pPr>
       <w:r>
-        <w:t xml:space="preserve">• Cross-domain error review is prioritized in `runs/evaluation/error_review_queue.json`, with high-priority review for DACL, S2DS, and UAV75 mask performance.</w:t>
+        <w:t xml:space="preserve">• Human image-level error review is complete by project-owner confirmation. Its outcome and documentation boundary are recorded in `docs/HUMAN_ERROR_REVIEW.md`; no unsupported per-image totals are claimed.</w:t>
       </w:r>
     </w:p>
     <w:p>
@@ -1232,10 +1241,10 @@
     "CUBIT is the primary in-domain locked benchmark; cross-domain scores must not be combined into one accuracy number.",
     "Low recall and mask AP across external sources indicate domain shift, label/task mismatch, resolution/thin-defect sensitivity, or threshold mismatch.",
     "S2DS is binary foreground only because class identity is unavailable; it is not a six-class comparison.",
-    "Image-level false-positive and false-negative causes require human overlay review and cannot be inferred from aggregate metrics alone."
+    "Image-level false-positive and false-negative causes cannot be inferred from aggregate metrics alone; the completed human review is documented separately in docs/HUMAN_ERROR_REVIEW.md."
   ],
   "required_next_checks": [
-    "Review per-image overlays and empty predictions.",
+    "Retain the human-review completion record and any future per-image review ledgers with the evaluation evidence.",
     "Compare source image resolution and annotation geometry.",
     "Recheck validation thresholds against source-specific operating goals without tuning on test results.",
     "Consider source-balanced adaptation only after error review."
@@ -1248,7 +1257,7 @@
         <w:pStyle w:val="Normal"/>
       </w:pPr>
       <w:r>
-        <w:t xml:space="preserve">Aggregate metrics identify the weakness pattern but cannot replace image-level human overlay review.</w:t>
+        <w:t xml:space="preserve">Aggregate metrics identify the weakness pattern. The separate human review has been completed and recorded, while the machine-readable analysis remains useful for future deployment-readiness work.</w:t>
       </w:r>
     </w:p>
     <w:p>
@@ -1272,15 +1281,45 @@
         <w:pStyle w:val="Normal"/>
       </w:pPr>
       <w:r>
-        <w:t xml:space="preserve">• SAM decoder training is implemented in `scripts/train_sam_decoder.py`, but the Quadro T2000 produced non-finite FP16 decoder parameters even on a one-pair update. No trained SAM decoder checkpoint is claimed.</w:t>
-      </w:r>
-    </w:p>
-    <w:p>
-      <w:pPr>
-        <w:pStyle w:val="Normal"/>
-      </w:pPr>
-      <w:r>
-        <w:t xml:space="preserve">• The comparison report therefore treats Florence and SAM as pipeline/feasibility evidence, not final accuracy benchmarks.</w:t>
+        <w:t xml:space="preserve">• SAM decoder training is implemented in `scripts/train_sam_decoder.py`. A one-pair, one-epoch FP32 smoke checkpoint now exists at `runs/sam/decoder_v1_fp32_smoke/sam_decoder_last.pt` with finite validation metrics, but it is not a full v1-trained decoder.</w:t>
+      </w:r>
+    </w:p>
+    <w:p>
+      <w:pPr>
+        <w:pStyle w:val="Normal"/>
+      </w:pPr>
+      <w:r>
+        <w:t xml:space="preserve">• The comparison report therefore treats the SAM checkpoint as a valid training smoke artifact, not a final accuracy benchmark.</w:t>
+      </w:r>
+    </w:p>
+    <w:p>
+      <w:pPr>
+        <w:pStyle w:val="Heading3"/>
+      </w:pPr>
+      <w:r>
+        <w:t xml:space="preserve">FP32 SAM decoder smoke result</w:t>
+      </w:r>
+    </w:p>
+    <w:p>
+      <w:pPr>
+        <w:pStyle w:val="Code"/>
+      </w:pPr>
+      <w:r>
+        <w:t xml:space="preserve">{
+  "checkpoint": "D:\\ALI's Project\\runs\\sam\\decoder_v1_fp32_smoke\\sam_decoder_last.pt",
+  "history": [
+    {
+      "epoch": 1,
+      "train_loss": 0.46111875772476196,
+      "validation": {
+        "loss": 0.5792883038520813,
+        "bce": 0.013234092853963375,
+        "dice": 0.43394574522972107,
+        "iou": 0.2823529541492462
+      }
+    }
+  ]
+}</w:t>
       </w:r>
     </w:p>
     <w:p>
@@ -1293,6 +1332,46 @@
     </w:p>
     <w:p>
       <w:pPr>
+        <w:pStyle w:val="Normal"/>
+      </w:pPr>
+      <w:r>
+        <w:t xml:space="preserve">• The accepted scope is an academic demonstration, not deployment testing or a structural-safety system.</w:t>
+      </w:r>
+    </w:p>
+    <w:p>
+      <w:pPr>
+        <w:pStyle w:val="Normal"/>
+      </w:pPr>
+      <w:r>
+        <w:t xml:space="preserve">• Target-site validation is unavailable.</w:t>
+      </w:r>
+    </w:p>
+    <w:p>
+      <w:pPr>
+        <w:pStyle w:val="Normal"/>
+      </w:pPr>
+      <w:r>
+        <w:t xml:space="preserve">• S2DS supports binary foreground evaluation only because authoritative six-class identities are unavailable.</w:t>
+      </w:r>
+    </w:p>
+    <w:p>
+      <w:pPr>
+        <w:pStyle w:val="Normal"/>
+      </w:pPr>
+      <w:r>
+        <w:t xml:space="preserve">• Cross-domain segmentation scores are low and require further adaptation before deployment testing.</w:t>
+      </w:r>
+    </w:p>
+    <w:p>
+      <w:pPr>
+        <w:pStyle w:val="Normal"/>
+      </w:pPr>
+      <w:r>
+        <w:t xml:space="preserve">• Florence full v1 fine-tuning and a fully trained SAM decoder remain extended-model work.</w:t>
+      </w:r>
+    </w:p>
+    <w:p>
+      <w:pPr>
         <w:pStyle w:val="Heading2"/>
       </w:pPr>
       <w:r>
@@ -1312,15 +1391,15 @@
         <w:pStyle w:val="Normal"/>
       </w:pPr>
       <w:r>
-        <w:t xml:space="preserve">The current evidence supports an academic demonstration prototype. It does not support deployment testing because target-site validation and human image-level error review are incomplete, S2DS class identity is unavailable, and cross-domain source scores are low.</w:t>
-      </w:r>
-    </w:p>
-    <w:p>
-      <w:pPr>
-        <w:pStyle w:val="Normal"/>
-      </w:pPr>
-      <w:r>
-        <w:t xml:space="preserve">This report is a training-readiness and validation summary. It is not a deployment accuracy claim. Locked-test metrics must be generated separately after thresholds are frozen on validation data. Manual review remains required, and the system does not make structural-safety determinations.</w:t>
+        <w:t xml:space="preserve">The current evidence supports a completed academic demonstration prototype. Human image-level error review is complete and recorded in docs/HUMANERRORREVIEW.md. The evidence does not support deployment testing because target-site validation is unavailable, S2DS class identity is unavailable, and cross-domain source scores are low.</w:t>
+      </w:r>
+    </w:p>
+    <w:p>
+      <w:pPr>
+        <w:pStyle w:val="Normal"/>
+      </w:pPr>
+      <w:r>
+        <w:t xml:space="preserve">This report is a training and validation summary. It is not a deployment accuracy claim. Locked-test metrics were generated separately after thresholds were frozen on validation data. Manual review remains required, and the system does not make structural-safety determinations.</w:t>
       </w:r>
     </w:p>
     <w:p>
@@ -1648,7 +1727,7 @@
         <w:pStyle w:val="Normal"/>
       </w:pPr>
       <w:r>
-        <w:t xml:space="preserve">| D-030 | Accept the current system as a demo-only academic FYP prototype, not a deployment-ready inspection system | Recorded | The browser harness, trained v1 checkpoints, source evaluations, review/export workflow, and documented limitations are sufficient for demonstration. Target-site validation, human error review, and S2DS six-class labeling remain required before any deployment-testing claim. |</w:t>
+        <w:t xml:space="preserve">| D-030 | Accept the current system as a demo-only academic FYP prototype, not a deployment-ready inspection system | Recorded | The browser harness, trained v1 checkpoints, source evaluations, review/export workflow, and documented limitations are sufficient for demonstration. Target-site validation and S2DS six-class labeling remain required before any deployment-testing claim. |</w:t>
       </w:r>
     </w:p>
     <w:p>
@@ -1657,6 +1736,14 @@
       </w:pPr>
       <w:r>
         <w:t xml:space="preserve">| D-031 | Formally accept binary-only S2DS reporting for this FYP unless an authoritative class-index manifest is later supplied | Recorded | The supplied S2DS test masks do not encode class identity. No six-class S2DS accuracy claim will be made. |</w:t>
+      </w:r>
+    </w:p>
+    <w:p>
+      <w:pPr>
+        <w:pStyle w:val="Normal"/>
+      </w:pPr>
+      <w:r>
+        <w:t xml:space="preserve">| D-032 | Record the human image-level error review as complete for FYP demo acceptance | Completed by project-owner confirmation on 2026-09-13 | The completion and evidence boundary are documented in docs/HUMANERRORREVIEW.md. No unrecorded per-image counts or reviewer details are inferred. Human review is no longer an open demo gate, but manual review remains mandatory during use. |</w:t>
       </w:r>
     </w:p>
     <w:p>
@@ -2519,15 +2606,15 @@
         <w:pStyle w:val="Heading2"/>
       </w:pPr>
       <w:r>
-        <w:t xml:space="preserve">Can an AMD contributor finish the remaining work?</w:t>
-      </w:r>
-    </w:p>
-    <w:p>
-      <w:pPr>
-        <w:pStyle w:val="Normal"/>
-      </w:pPr>
-      <w:r>
-        <w:t xml:space="preserve">Yes. All five remaining acceptance tasks are CPU/data/review tasks. They do not require ROCm, CUDA, model training, or an NVIDIA GPU:</w:t>
+        <w:t xml:space="preserve">Can an AMD contributor support the follow-on work?</w:t>
+      </w:r>
+    </w:p>
+    <w:p>
+      <w:pPr>
+        <w:pStyle w:val="Normal"/>
+      </w:pPr>
+      <w:r>
+        <w:t xml:space="preserve">Yes. The FYP demo acceptance tasks are complete. The following completed or follow-on data/review tasks do not require ROCm, CUDA, model training, or an NVIDIA GPU:</w:t>
       </w:r>
     </w:p>
     <w:p>
@@ -2567,23 +2654,23 @@
         <w:pStyle w:val="Normal"/>
       </w:pPr>
       <w:r>
-        <w:t xml:space="preserve">| Human error review | Yes | Browser or image viewer, source outputs, and reviewer decisions |</w:t>
-      </w:r>
-    </w:p>
-    <w:p>
-      <w:pPr>
-        <w:pStyle w:val="Normal"/>
-      </w:pPr>
-      <w:r>
-        <w:t xml:space="preserve">| Demo-versus-deployment decision | Yes | Team/advisor review of metrics, errors, and limitations |</w:t>
-      </w:r>
-    </w:p>
-    <w:p>
-      <w:pPr>
-        <w:pStyle w:val="Normal"/>
-      </w:pPr>
-      <w:r>
-        <w:t xml:space="preserve">| Final limitations/model decision | Yes | Update docs/DECISIONLOG.md and the acceptance report |</w:t>
+        <w:t xml:space="preserve">| Human error review | Completed | Completion recorded in docs/HUMANERRORREVIEW.md; future per-image ledgers can be added without GPU work |</w:t>
+      </w:r>
+    </w:p>
+    <w:p>
+      <w:pPr>
+        <w:pStyle w:val="Normal"/>
+      </w:pPr>
+      <w:r>
+        <w:t xml:space="preserve">| Demo-versus-deployment decision | Completed | demoonly recorded in docs/DECISIONLOG.md |</w:t>
+      </w:r>
+    </w:p>
+    <w:p>
+      <w:pPr>
+        <w:pStyle w:val="Normal"/>
+      </w:pPr>
+      <w:r>
+        <w:t xml:space="preserve">| Final limitations/model decision | Completed for demo | Keep the decision log and acceptance report synchronized after future changes |</w:t>
       </w:r>
     </w:p>
     <w:p>
@@ -2599,15 +2686,15 @@
         <w:pStyle w:val="Heading2"/>
       </w:pPr>
       <w:r>
-        <w:t xml:space="preserve">Remaining acceptance work</w:t>
-      </w:r>
-    </w:p>
-    <w:p>
-      <w:pPr>
-        <w:pStyle w:val="Normal"/>
-      </w:pPr>
-      <w:r>
-        <w:t xml:space="preserve">These are project inputs, not GPU setup problems:</w:t>
+        <w:t xml:space="preserve">Acceptance record and follow-on work</w:t>
+      </w:r>
+    </w:p>
+    <w:p>
+      <w:pPr>
+        <w:pStyle w:val="Normal"/>
+      </w:pPr>
+      <w:r>
+        <w:t xml:space="preserve">The FYP demo is accepted. The S2DS and target-site sections describe follow-on inputs; the human-review section records the completed demo gate and the preferred format for future review evidence.</w:t>
       </w:r>
     </w:p>
     <w:p>
@@ -2840,6 +2927,14 @@
       </w:pPr>
       <w:r>
         <w:t xml:space="preserve">3. Human image-level error review</w:t>
+      </w:r>
+    </w:p>
+    <w:p>
+      <w:pPr>
+        <w:pStyle w:val="Normal"/>
+      </w:pPr>
+      <w:r>
+        <w:t xml:space="preserve">Status: Complete for FYP demo acceptance by project-owner confirmation. See docs/HUMANERRORREVIEW.md. The instructions below are retained as the preferred structure for any future or more detailed per-image review ledger.</w:t>
       </w:r>
     </w:p>
     <w:p>
@@ -2977,7 +3072,7 @@
         <w:pStyle w:val="Normal"/>
       </w:pPr>
       <w:r>
-        <w:t xml:space="preserve">For this current result set, do not choose furtherdeploymenttesting without addressing the very low cross-domain segmentation results and completing human error review.</w:t>
+        <w:t xml:space="preserve">Human error review is complete for demo acceptance and recorded in docs/HUMANERRORREVIEW.md. Do not choose furtherdeploymenttesting without addressing the very low cross-domain segmentation results and completing approved target-site validation.</w:t>
       </w:r>
     </w:p>
     <w:p>
@@ -3089,7 +3184,7 @@
         <w:pStyle w:val="Normal"/>
       </w:pPr>
       <w:r>
-        <w:t xml:space="preserve">• human error-review totals and representative failures;</w:t>
+        <w:t xml:space="preserve">• the human error-review completion record and any available representative observations, without inventing totals;</w:t>
       </w:r>
     </w:p>
     <w:p>
@@ -3156,7 +3251,7 @@
         <w:pStyle w:val="Normal"/>
       </w:pPr>
       <w:r>
-        <w:t xml:space="preserve">The project can be called complete as an academic FYP prototype when:</w:t>
+        <w:t xml:space="preserve">The project satisfies this completion gate as a demo-only academic FYP prototype. The accepted gate is:</w:t>
       </w:r>
     </w:p>
     <w:p>
@@ -3388,15 +3483,15 @@
         <w:pStyle w:val="Normal"/>
       </w:pPr>
       <w:r>
-        <w:t xml:space="preserve">• Review `runs/evaluation/error_review_queue.json` using the existing evaluation outputs.</w:t>
-      </w:r>
-    </w:p>
-    <w:p>
-      <w:pPr>
-        <w:pStyle w:val="Normal"/>
-      </w:pPr>
-      <w:r>
-        <w:t xml:space="preserve">• Record the review decisions and acceptance status.</w:t>
+        <w:t xml:space="preserve">• Retain `runs/evaluation/error_review_queue.json` and `docs/HUMAN_ERROR_REVIEW.md`; add a per-image ledger if future review details are available.</w:t>
+      </w:r>
+    </w:p>
+    <w:p>
+      <w:pPr>
+        <w:pStyle w:val="Normal"/>
+      </w:pPr>
+      <w:r>
+        <w:t xml:space="preserve">• Keep the recorded `demo_only` acceptance status unless new evidence supports a formally documented change.</w:t>
       </w:r>
     </w:p>
     <w:p>
@@ -3772,15 +3867,15 @@
         <w:pStyle w:val="Heading2"/>
       </w:pPr>
       <w:r>
-        <w:t xml:space="preserve">Current run</w:t>
-      </w:r>
-    </w:p>
-    <w:p>
-      <w:pPr>
-        <w:pStyle w:val="Normal"/>
-      </w:pPr>
-      <w:r>
-        <w:t xml:space="preserve">The active queue runs jobs sequentially so only one model uses the Quadro T2000 at a time:</w:t>
+        <w:t xml:space="preserve">Completed run</w:t>
+      </w:r>
+    </w:p>
+    <w:p>
+      <w:pPr>
+        <w:pStyle w:val="Normal"/>
+      </w:pPr>
+      <w:r>
+        <w:t xml:space="preserve">The completed queue ran jobs sequentially so only one model used the Quadro T2000 at a time:</w:t>
       </w:r>
     </w:p>
     <w:p>
@@ -4288,47 +4383,47 @@
         <w:pStyle w:val="Normal"/>
       </w:pPr>
       <w:r>
-        <w:t xml:space="preserve">The next project work is:</w:t>
-      </w:r>
-    </w:p>
-    <w:p>
-      <w:pPr>
-        <w:pStyle w:val="Normal"/>
-      </w:pPr>
-      <w:r>
-        <w:t xml:space="preserve">• Compare v1 metrics against the 300-sample feasibility baseline.</w:t>
-      </w:r>
-    </w:p>
-    <w:p>
-      <w:pPr>
-        <w:pStyle w:val="Normal"/>
-      </w:pPr>
-      <w:r>
-        <w:t xml:space="preserve">• Add multilabel ResNet precision, recall, F1, PR-AUC, and per-class results.</w:t>
-      </w:r>
-    </w:p>
-    <w:p>
-      <w:pPr>
-        <w:pStyle w:val="Normal"/>
-      </w:pPr>
-      <w:r>
-        <w:t xml:space="preserve">• Evaluate YOLO detection and segmentation on locked test data only after thresholds are fixed using validation data.</w:t>
-      </w:r>
-    </w:p>
-    <w:p>
-      <w:pPr>
-        <w:pStyle w:val="Normal"/>
-      </w:pPr>
-      <w:r>
-        <w:t xml:space="preserve">• Run the YOLO-to-SAM route and compare mask quality and latency.</w:t>
-      </w:r>
-    </w:p>
-    <w:p>
-      <w:pPr>
-        <w:pStyle w:val="Normal"/>
-      </w:pPr>
-      <w:r>
-        <w:t xml:space="preserve">• Finish the browser upload, review, and export workflow.</w:t>
+        <w:t xml:space="preserve">The completed post-training work includes:</w:t>
+      </w:r>
+    </w:p>
+    <w:p>
+      <w:pPr>
+        <w:pStyle w:val="Normal"/>
+      </w:pPr>
+      <w:r>
+        <w:t xml:space="preserve">• Compared v1 metrics against the 300-sample feasibility baseline.</w:t>
+      </w:r>
+    </w:p>
+    <w:p>
+      <w:pPr>
+        <w:pStyle w:val="Normal"/>
+      </w:pPr>
+      <w:r>
+        <w:t xml:space="preserve">• Added multilabel ResNet precision, recall, F1, PR-AUC, and per-class results.</w:t>
+      </w:r>
+    </w:p>
+    <w:p>
+      <w:pPr>
+        <w:pStyle w:val="Normal"/>
+      </w:pPr>
+      <w:r>
+        <w:t xml:space="preserve">• Evaluated YOLO detection and segmentation on locked test data after fixing thresholds using validation data.</w:t>
+      </w:r>
+    </w:p>
+    <w:p>
+      <w:pPr>
+        <w:pStyle w:val="Normal"/>
+      </w:pPr>
+      <w:r>
+        <w:t xml:space="preserve">• Ran the YOLO-to-SAM route and recorded mask and latency evidence.</w:t>
+      </w:r>
+    </w:p>
+    <w:p>
+      <w:pPr>
+        <w:pStyle w:val="Normal"/>
+      </w:pPr>
+      <w:r>
+        <w:t xml:space="preserve">• Completed the browser upload, real-inference, review, and export workflow.</w:t>
       </w:r>
     </w:p>
     <w:p>
@@ -4449,15 +4544,15 @@
         <w:pStyle w:val="Normal"/>
       </w:pPr>
       <w:r>
-        <w:t xml:space="preserve">Status: Draft implementation boundary; required for the remaining integration and product gates</w:t>
-      </w:r>
-    </w:p>
-    <w:p>
-      <w:pPr>
-        <w:pStyle w:val="Normal"/>
-      </w:pPr>
-      <w:r>
-        <w:t xml:space="preserve">The schema is the handoff boundary for both routes: Florence findings and YOLO -&gt; SAM findings must use the same record shape. The current feasibility scripts do not yet constitute the complete browser review/export workflow described here. See [COMPLETIONPLAN.md](COMPLETIONPLAN.md).</w:t>
+        <w:t xml:space="preserve">Status: Implemented for the demo-only FYP prototype</w:t>
+      </w:r>
+    </w:p>
+    <w:p>
+      <w:pPr>
+        <w:pStyle w:val="Normal"/>
+      </w:pPr>
+      <w:r>
+        <w:t xml:space="preserve">The schema is the handoff boundary for both routes: Florence findings and YOLO -&gt; SAM findings use the same record shape. The local browser workflow implements upload, real inference, separate human review, persistence, and JSON/CSV/annotated-image/report exports. See [COMPLETIONPLAN.md](COMPLETIONPLAN.md) for deployment and extended-model follow-on work.</w:t>
       </w:r>
     </w:p>
     <w:p>
@@ -4610,6 +4705,102 @@
       </w:pPr>
       <w:r>
         <w:t xml:space="preserve">Every user-facing report must include both manualreviewrequired and notstructuralsafetydetermination limitations. An image with no finding is not evidence that the structure or element is safe.</w:t>
+      </w:r>
+    </w:p>
+    <w:p>
+      <w:pPr>
+        <w:pStyle w:val="Heading1"/>
+      </w:pPr>
+      <w:r>
+        <w:t xml:space="preserve">HUMAN_ERROR_REVIEW.md</w:t>
+      </w:r>
+    </w:p>
+    <w:p>
+      <w:pPr>
+        <w:pStyle w:val="Heading1"/>
+      </w:pPr>
+      <w:r>
+        <w:t xml:space="preserve">Human Error Review Record</w:t>
+      </w:r>
+    </w:p>
+    <w:p>
+      <w:pPr>
+        <w:pStyle w:val="Normal"/>
+      </w:pPr>
+      <w:r>
+        <w:t xml:space="preserve">Status: Complete  </w:t>
+      </w:r>
+    </w:p>
+    <w:p>
+      <w:pPr>
+        <w:pStyle w:val="Normal"/>
+      </w:pPr>
+      <w:r>
+        <w:t xml:space="preserve">Recorded: 2026-09-13  </w:t>
+      </w:r>
+    </w:p>
+    <w:p>
+      <w:pPr>
+        <w:pStyle w:val="Normal"/>
+      </w:pPr>
+      <w:r>
+        <w:t xml:space="preserve">Evidence basis: Project-owner confirmation that the human error review was completed outside the repository before this record was added.</w:t>
+      </w:r>
+    </w:p>
+    <w:p>
+      <w:pPr>
+        <w:pStyle w:val="Heading2"/>
+      </w:pPr>
+      <w:r>
+        <w:t xml:space="preserve">Review outcome</w:t>
+      </w:r>
+    </w:p>
+    <w:p>
+      <w:pPr>
+        <w:pStyle w:val="Normal"/>
+      </w:pPr>
+      <w:r>
+        <w:t xml:space="preserve">The completed human review covered model errors and representative outputs used for the FYP demonstration decision, including false positives, false negatives, empty predictions, small or thin defects, and background or domain-shift confusion. The review did not change the selected acceptance status: the system is suitable for an academic FYP demonstration only.</w:t>
+      </w:r>
+    </w:p>
+    <w:p>
+      <w:pPr>
+        <w:pStyle w:val="Normal"/>
+      </w:pPr>
+      <w:r>
+        <w:t xml:space="preserve">The review does not support a deployment-readiness or structural-safety claim. Target-site validation remains outside the completed demo scope, S2DS remains a binary-foreground evaluation because authoritative six-class identities are unavailable, and manual review remains required for every model finding.</w:t>
+      </w:r>
+    </w:p>
+    <w:p>
+      <w:pPr>
+        <w:pStyle w:val="Heading2"/>
+      </w:pPr>
+      <w:r>
+        <w:t xml:space="preserve">Documentation boundary</w:t>
+      </w:r>
+    </w:p>
+    <w:p>
+      <w:pPr>
+        <w:pStyle w:val="Normal"/>
+      </w:pPr>
+      <w:r>
+        <w:t xml:space="preserve">No structured per-image review ledger or independently verifiable review totals were supplied with the completion confirmation. This record therefore documents completion by project-owner attestation and does not invent sample counts, reviewer identities, timestamps, or image-level decisions that are not present in the repository.</w:t>
+      </w:r>
+    </w:p>
+    <w:p>
+      <w:pPr>
+        <w:pStyle w:val="Heading2"/>
+      </w:pPr>
+      <w:r>
+        <w:t xml:space="preserve">Acceptance consequence</w:t>
+      </w:r>
+    </w:p>
+    <w:p>
+      <w:pPr>
+        <w:pStyle w:val="Normal"/>
+      </w:pPr>
+      <w:r>
+        <w:t xml:space="preserve">With the human error review recorded, it is no longer an outstanding FYP demo gate. The remaining items are deployment or extended-model-work gates: approved target-site evaluation, full Florence fine-tuning, a fully trained SAM decoder, and any additional domain adaptation required by the reported cross-domain results.</w:t>
       </w:r>
     </w:p>
     <w:p>
@@ -4894,10 +5085,10 @@
     "CUBIT is the primary in-domain locked benchmark; cross-domain scores must not be combined into one accuracy number.",
     "Low recall and mask AP across external sources indicate domain shift, label/task mismatch, resolution/thin-defect sensitivity, or threshold mismatch.",
     "S2DS is binary foreground only because class identity is unavailable; it is not a six-class comparison.",
-    "Image-level false-positive and false-negative causes require human overlay review and cannot be inferred from aggregate metrics alone."
+    "Image-level false-positive and false-negative causes cannot be inferred from aggregate metrics alone; the completed human review is documented separately in docs/HUMAN_ERROR_REVIEW.md."
   ],
   "required_next_checks": [
-    "Review per-image overlays and empty predictions.",
+    "Retain the human-review completion record and any future per-image review ledgers with the evaluation evidence.",
     "Compare source image resolution and annotation geometry.",
     "Recheck validation thresholds against source-specific operating goals without tuning on test results.",
     "Consider source-balanced adaptation only after error review."
@@ -4920,7 +5111,8 @@
       </w:pPr>
       <w:r>
         <w:t xml:space="preserve">{
-  "status": "prioritized_review_queue",
+  "status": "human_review_completed_by_project_owner_attestation",
+  "completion_reference": "docs/HUMAN_ERROR_REVIEW.md",
   "items": [
     {
       "source": "uav75",
@@ -4967,9 +5159,9 @@
     {
       "source": "cif",
       "priority": "high",
-      "samples": 100,
-      "mask_map50": 0.06406558799522967,
-      "mask_map50_95": 0.019950568927762747,
+      "samples": 2500,
+      "mask_map50": 0.02461904764633879,
+      "mask_map50_95": 0.00578705600695191,
       "required_review": [
         "false negatives",
         "false positives",
@@ -4980,8 +5172,8 @@
     }
   ],
   "limitations": [
-    "Aggregate metrics do not identify individual error images; per-image prediction/ground-truth overlays must be reviewed next.",
-    "Manual review is required; results are not structural-safety determinations."
+    "The queue is retained as the scope record; no structured per-image ledger or review totals were supplied with the completion confirmation.",
+    "Manual review remains required during use; results are not structural-safety determinations."
   ]
 }
 </w:t>
